--- a/Creating Yearly Tile Reports in Success Factors.docx
+++ b/Creating Yearly Tile Reports in Success Factors.docx
@@ -144,7 +144,7 @@
         <mc:AlternateContent>
           <mc:Choice Requires="wps">
             <w:drawing>
-              <wp:anchor distT="0" distB="0" distL="114300" distR="114300" simplePos="0" relativeHeight="251659264" behindDoc="0" locked="0" layoutInCell="1" allowOverlap="1" wp14:anchorId="7DE1D6B8" wp14:editId="5BF744D5">
+              <wp:anchor distT="0" distB="0" distL="114300" distR="114300" simplePos="0" relativeHeight="251659264" behindDoc="0" locked="0" layoutInCell="1" allowOverlap="1" wp14:anchorId="36B31F9B" wp14:editId="10D04338">
                 <wp:simplePos x="0" y="0"/>
                 <wp:positionH relativeFrom="column">
                   <wp:posOffset>2011680</wp:posOffset>
@@ -205,7 +205,7 @@
           </mc:Choice>
           <mc:Fallback>
             <w:pict>
-              <v:shapetype w14:anchorId="73799791" id="_x0000_t32" coordsize="21600,21600" o:spt="32" o:oned="t" path="m,l21600,21600e" filled="f">
+              <v:shapetype w14:anchorId="7855096F" id="_x0000_t32" coordsize="21600,21600" o:spt="32" o:oned="t" path="m,l21600,21600e" filled="f">
                 <v:path arrowok="t" fillok="f" o:connecttype="none"/>
                 <o:lock v:ext="edit" shapetype="t"/>
               </v:shapetype>
@@ -259,7 +259,7 @@
           <w:noProof/>
         </w:rPr>
         <w:drawing>
-          <wp:inline distT="0" distB="0" distL="0" distR="0" wp14:anchorId="3818801D" wp14:editId="1EF79F1F">
+          <wp:inline distT="0" distB="0" distL="0" distR="0" wp14:anchorId="20AF80E1" wp14:editId="07F000CC">
             <wp:extent cx="5816600" cy="2891790"/>
             <wp:effectExtent l="19050" t="19050" r="12700" b="22860"/>
             <wp:docPr id="1" name="Picture 1"/>
@@ -344,7 +344,7 @@
         <mc:AlternateContent>
           <mc:Choice Requires="wps">
             <w:drawing>
-              <wp:anchor distT="0" distB="0" distL="114300" distR="114300" simplePos="0" relativeHeight="251660288" behindDoc="0" locked="0" layoutInCell="1" allowOverlap="1" wp14:anchorId="1CA01FC9" wp14:editId="45F02C59">
+              <wp:anchor distT="0" distB="0" distL="114300" distR="114300" simplePos="0" relativeHeight="251660288" behindDoc="0" locked="0" layoutInCell="1" allowOverlap="1" wp14:anchorId="1D5B4969" wp14:editId="521BF691">
                 <wp:simplePos x="0" y="0"/>
                 <wp:positionH relativeFrom="column">
                   <wp:posOffset>619760</wp:posOffset>
@@ -405,7 +405,7 @@
           </mc:Choice>
           <mc:Fallback>
             <w:pict>
-              <v:shape w14:anchorId="0C184927" id="Straight Arrow Connector 7" o:spid="_x0000_s1026" type="#_x0000_t32" style="position:absolute;margin-left:48.8pt;margin-top:10.4pt;width:126.6pt;height:51.3pt;flip:x;z-index:251660288;visibility:visible;mso-wrap-style:square;mso-width-percent:0;mso-height-percent:0;mso-wrap-distance-left:9pt;mso-wrap-distance-top:0;mso-wrap-distance-right:9pt;mso-wrap-distance-bottom:0;mso-position-horizontal:absolute;mso-position-horizontal-relative:text;mso-position-vertical:absolute;mso-position-vertical-relative:text;mso-width-percent:0;mso-height-percent:0;mso-width-relative:margin;mso-height-relative:margin" o:gfxdata="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" strokecolor="red" strokeweight="2.25pt">
+              <v:shape w14:anchorId="53A5A91F" id="Straight Arrow Connector 7" o:spid="_x0000_s1026" type="#_x0000_t32" style="position:absolute;margin-left:48.8pt;margin-top:10.4pt;width:126.6pt;height:51.3pt;flip:x;z-index:251660288;visibility:visible;mso-wrap-style:square;mso-width-percent:0;mso-height-percent:0;mso-wrap-distance-left:9pt;mso-wrap-distance-top:0;mso-wrap-distance-right:9pt;mso-wrap-distance-bottom:0;mso-position-horizontal:absolute;mso-position-horizontal-relative:text;mso-position-vertical:absolute;mso-position-vertical-relative:text;mso-width-percent:0;mso-height-percent:0;mso-width-relative:margin;mso-height-relative:margin" o:gfxdata="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" strokecolor="red" strokeweight="2.25pt">
                 <v:stroke endarrow="block" joinstyle="miter"/>
               </v:shape>
             </w:pict>
@@ -442,7 +442,7 @@
           <w:noProof/>
         </w:rPr>
         <w:drawing>
-          <wp:inline distT="0" distB="0" distL="0" distR="0" wp14:anchorId="29E2335E" wp14:editId="65D9593D">
+          <wp:inline distT="0" distB="0" distL="0" distR="0" wp14:anchorId="15CF0613" wp14:editId="4228C1DF">
             <wp:extent cx="5909809" cy="2175510"/>
             <wp:effectExtent l="19050" t="19050" r="15240" b="15240"/>
             <wp:docPr id="3" name="Picture 3"/>
@@ -537,7 +537,7 @@
           <w:noProof/>
         </w:rPr>
         <w:drawing>
-          <wp:inline distT="0" distB="0" distL="0" distR="0" wp14:anchorId="5E416CEC" wp14:editId="0EFC8BEE">
+          <wp:inline distT="0" distB="0" distL="0" distR="0" wp14:anchorId="30A25FFB" wp14:editId="6048DD19">
             <wp:extent cx="4852670" cy="2794450"/>
             <wp:effectExtent l="19050" t="19050" r="24130" b="25400"/>
             <wp:docPr id="4" name="Picture 4"/>
@@ -617,7 +617,7 @@
         <mc:AlternateContent>
           <mc:Choice Requires="wps">
             <w:drawing>
-              <wp:anchor distT="0" distB="0" distL="114300" distR="114300" simplePos="0" relativeHeight="251662336" behindDoc="0" locked="0" layoutInCell="1" allowOverlap="1" wp14:anchorId="0990D60C" wp14:editId="147040C3">
+              <wp:anchor distT="0" distB="0" distL="114300" distR="114300" simplePos="0" relativeHeight="251662336" behindDoc="0" locked="0" layoutInCell="1" allowOverlap="1" wp14:anchorId="6656FBC5" wp14:editId="32059FCA">
                 <wp:simplePos x="0" y="0"/>
                 <wp:positionH relativeFrom="column">
                   <wp:posOffset>3468370</wp:posOffset>
@@ -678,7 +678,7 @@
           </mc:Choice>
           <mc:Fallback>
             <w:pict>
-              <v:shape w14:anchorId="7F716BC9" id="Straight Arrow Connector 9" o:spid="_x0000_s1026" type="#_x0000_t32" style="position:absolute;margin-left:273.1pt;margin-top:11.45pt;width:77.3pt;height:150.1pt;z-index:251662336;visibility:visible;mso-wrap-style:square;mso-width-percent:0;mso-height-percent:0;mso-wrap-distance-left:9pt;mso-wrap-distance-top:0;mso-wrap-distance-right:9pt;mso-wrap-distance-bottom:0;mso-position-horizontal:absolute;mso-position-horizontal-relative:text;mso-position-vertical:absolute;mso-position-vertical-relative:text;mso-width-percent:0;mso-height-percent:0;mso-width-relative:margin;mso-height-relative:margin" o:gfxdata="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" strokecolor="red" strokeweight="2.25pt">
+              <v:shape w14:anchorId="07B38EF2" id="Straight Arrow Connector 9" o:spid="_x0000_s1026" type="#_x0000_t32" style="position:absolute;margin-left:273.1pt;margin-top:11.45pt;width:77.3pt;height:150.1pt;z-index:251662336;visibility:visible;mso-wrap-style:square;mso-width-percent:0;mso-height-percent:0;mso-wrap-distance-left:9pt;mso-wrap-distance-top:0;mso-wrap-distance-right:9pt;mso-wrap-distance-bottom:0;mso-position-horizontal:absolute;mso-position-horizontal-relative:text;mso-position-vertical:absolute;mso-position-vertical-relative:text;mso-width-percent:0;mso-height-percent:0;mso-width-relative:margin;mso-height-relative:margin" o:gfxdata="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" strokecolor="red" strokeweight="2.25pt">
                 <v:stroke endarrow="block" joinstyle="miter"/>
               </v:shape>
             </w:pict>
@@ -700,7 +700,7 @@
         <mc:AlternateContent>
           <mc:Choice Requires="wps">
             <w:drawing>
-              <wp:anchor distT="0" distB="0" distL="114300" distR="114300" simplePos="0" relativeHeight="251661312" behindDoc="0" locked="0" layoutInCell="1" allowOverlap="1" wp14:anchorId="3171275F" wp14:editId="5D0039A2">
+              <wp:anchor distT="0" distB="0" distL="114300" distR="114300" simplePos="0" relativeHeight="251661312" behindDoc="0" locked="0" layoutInCell="1" allowOverlap="1" wp14:anchorId="1CCFDF74" wp14:editId="6DBC1B29">
                 <wp:simplePos x="0" y="0"/>
                 <wp:positionH relativeFrom="margin">
                   <wp:align>left</wp:align>
@@ -768,7 +768,7 @@
           </mc:Choice>
           <mc:Fallback>
             <w:pict>
-              <v:roundrect w14:anchorId="602FE882" id="Rectangle: Rounded Corners 8" o:spid="_x0000_s1026" style="position:absolute;margin-left:0;margin-top:123.3pt;width:408.5pt;height:24.5pt;z-index:251661312;visibility:visible;mso-wrap-style:square;mso-width-percent:0;mso-height-percent:0;mso-wrap-distance-left:9pt;mso-wrap-distance-top:0;mso-wrap-distance-right:9pt;mso-wrap-distance-bottom:0;mso-position-horizontal:left;mso-position-horizontal-relative:margin;mso-position-vertical:absolute;mso-position-vertical-relative:text;mso-width-percent:0;mso-height-percent:0;mso-width-relative:margin;mso-height-relative:margin;v-text-anchor:middle" arcsize="10923f" o:gfxdata="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" filled="f" strokecolor="red" strokeweight="3pt">
+              <v:roundrect w14:anchorId="1573101F" id="Rectangle: Rounded Corners 8" o:spid="_x0000_s1026" style="position:absolute;margin-left:0;margin-top:123.3pt;width:408.5pt;height:24.5pt;z-index:251661312;visibility:visible;mso-wrap-style:square;mso-width-percent:0;mso-height-percent:0;mso-wrap-distance-left:9pt;mso-wrap-distance-top:0;mso-wrap-distance-right:9pt;mso-wrap-distance-bottom:0;mso-position-horizontal:left;mso-position-horizontal-relative:margin;mso-position-vertical:absolute;mso-position-vertical-relative:text;mso-width-percent:0;mso-height-percent:0;mso-width-relative:margin;mso-height-relative:margin;v-text-anchor:middle" arcsize="10923f" o:gfxdata="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" filled="f" strokecolor="red" strokeweight="3pt">
                 <v:stroke joinstyle="miter"/>
                 <w10:wrap anchorx="margin"/>
               </v:roundrect>
@@ -784,7 +784,7 @@
           <w:noProof/>
         </w:rPr>
         <w:drawing>
-          <wp:inline distT="0" distB="0" distL="0" distR="0" wp14:anchorId="6CAFD8AF" wp14:editId="3118B3CD">
+          <wp:inline distT="0" distB="0" distL="0" distR="0" wp14:anchorId="646AF2AC" wp14:editId="75EC9735">
             <wp:extent cx="5050790" cy="1887557"/>
             <wp:effectExtent l="19050" t="19050" r="16510" b="17780"/>
             <wp:docPr id="6" name="Picture 6"/>
@@ -875,7 +875,7 @@
           <w:noProof/>
         </w:rPr>
         <w:drawing>
-          <wp:inline distT="0" distB="0" distL="0" distR="0" wp14:anchorId="1BB68DA0" wp14:editId="4563F7E9">
+          <wp:inline distT="0" distB="0" distL="0" distR="0" wp14:anchorId="1071CD95" wp14:editId="78E89462">
             <wp:extent cx="2179320" cy="1474078"/>
             <wp:effectExtent l="19050" t="19050" r="11430" b="12065"/>
             <wp:docPr id="10" name="Picture 10"/>
@@ -946,7 +946,7 @@
           <w:noProof/>
         </w:rPr>
         <w:drawing>
-          <wp:inline distT="0" distB="0" distL="0" distR="0" wp14:anchorId="272A75BF" wp14:editId="22F3DA88">
+          <wp:inline distT="0" distB="0" distL="0" distR="0" wp14:anchorId="0D9169D8" wp14:editId="1E9628DC">
             <wp:extent cx="2032842" cy="1475017"/>
             <wp:effectExtent l="19050" t="19050" r="24765" b="11430"/>
             <wp:docPr id="34" name="Picture 34"/>
@@ -1005,7 +1005,7 @@
           <w:noProof/>
         </w:rPr>
         <w:drawing>
-          <wp:inline distT="0" distB="0" distL="0" distR="0" wp14:anchorId="00136B74" wp14:editId="040DDEAB">
+          <wp:inline distT="0" distB="0" distL="0" distR="0" wp14:anchorId="01AA4BE7" wp14:editId="7D2E976F">
             <wp:extent cx="3384550" cy="2324212"/>
             <wp:effectExtent l="19050" t="19050" r="25400" b="19050"/>
             <wp:docPr id="13" name="Picture 13"/>
@@ -1085,7 +1085,7 @@
         <mc:AlternateContent>
           <mc:Choice Requires="wps">
             <w:drawing>
-              <wp:anchor distT="0" distB="0" distL="114300" distR="114300" simplePos="0" relativeHeight="251664384" behindDoc="0" locked="0" layoutInCell="1" allowOverlap="1" wp14:anchorId="2323E8F7" wp14:editId="33AD1E9F">
+              <wp:anchor distT="0" distB="0" distL="114300" distR="114300" simplePos="0" relativeHeight="251664384" behindDoc="0" locked="0" layoutInCell="1" allowOverlap="1" wp14:anchorId="7F747834" wp14:editId="32346A70">
                 <wp:simplePos x="0" y="0"/>
                 <wp:positionH relativeFrom="margin">
                   <wp:align>left</wp:align>
@@ -1153,7 +1153,7 @@
           </mc:Choice>
           <mc:Fallback>
             <w:pict>
-              <v:roundrect w14:anchorId="10ADEB51" id="Rectangle: Rounded Corners 17" o:spid="_x0000_s1026" style="position:absolute;margin-left:0;margin-top:291.7pt;width:123.95pt;height:50.1pt;z-index:251664384;visibility:visible;mso-wrap-style:square;mso-width-percent:0;mso-height-percent:0;mso-wrap-distance-left:9pt;mso-wrap-distance-top:0;mso-wrap-distance-right:9pt;mso-wrap-distance-bottom:0;mso-position-horizontal:left;mso-position-horizontal-relative:margin;mso-position-vertical:absolute;mso-position-vertical-relative:text;mso-width-percent:0;mso-height-percent:0;mso-width-relative:margin;mso-height-relative:margin;v-text-anchor:middle" arcsize="10923f" o:gfxdata="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" filled="f" strokecolor="red" strokeweight="2.25pt">
+              <v:roundrect w14:anchorId="10440C08" id="Rectangle: Rounded Corners 17" o:spid="_x0000_s1026" style="position:absolute;margin-left:0;margin-top:291.7pt;width:123.95pt;height:50.1pt;z-index:251664384;visibility:visible;mso-wrap-style:square;mso-width-percent:0;mso-height-percent:0;mso-wrap-distance-left:9pt;mso-wrap-distance-top:0;mso-wrap-distance-right:9pt;mso-wrap-distance-bottom:0;mso-position-horizontal:left;mso-position-horizontal-relative:margin;mso-position-vertical:absolute;mso-position-vertical-relative:text;mso-width-percent:0;mso-height-percent:0;mso-width-relative:margin;mso-height-relative:margin;v-text-anchor:middle" arcsize="10923f" o:gfxdata="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" filled="f" strokecolor="red" strokeweight="2.25pt">
                 <v:stroke joinstyle="miter"/>
                 <w10:wrap anchorx="margin"/>
               </v:roundrect>
@@ -1168,7 +1168,7 @@
         <mc:AlternateContent>
           <mc:Choice Requires="wps">
             <w:drawing>
-              <wp:anchor distT="0" distB="0" distL="114300" distR="114300" simplePos="0" relativeHeight="251663360" behindDoc="0" locked="0" layoutInCell="1" allowOverlap="1" wp14:anchorId="137C87B1" wp14:editId="2B6E412E">
+              <wp:anchor distT="0" distB="0" distL="114300" distR="114300" simplePos="0" relativeHeight="251663360" behindDoc="0" locked="0" layoutInCell="1" allowOverlap="1" wp14:anchorId="1FE414CB" wp14:editId="0BFE7BE0">
                 <wp:simplePos x="0" y="0"/>
                 <wp:positionH relativeFrom="margin">
                   <wp:align>left</wp:align>
@@ -1233,7 +1233,7 @@
           </mc:Choice>
           <mc:Fallback>
             <w:pict>
-              <v:roundrect w14:anchorId="3A1A2BC0" id="Rectangle: Rounded Corners 15" o:spid="_x0000_s1026" style="position:absolute;margin-left:0;margin-top:131.4pt;width:321.6pt;height:44.9pt;z-index:251663360;visibility:visible;mso-wrap-style:square;mso-height-percent:0;mso-wrap-distance-left:9pt;mso-wrap-distance-top:0;mso-wrap-distance-right:9pt;mso-wrap-distance-bottom:0;mso-position-horizontal:left;mso-position-horizontal-relative:margin;mso-position-vertical:absolute;mso-position-vertical-relative:text;mso-height-percent:0;mso-height-relative:margin;v-text-anchor:middle" arcsize="10923f" o:gfxdata="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" filled="f" strokecolor="red" strokeweight="2.25pt">
+              <v:roundrect w14:anchorId="50D02FB8" id="Rectangle: Rounded Corners 15" o:spid="_x0000_s1026" style="position:absolute;margin-left:0;margin-top:131.4pt;width:321.6pt;height:44.9pt;z-index:251663360;visibility:visible;mso-wrap-style:square;mso-height-percent:0;mso-wrap-distance-left:9pt;mso-wrap-distance-top:0;mso-wrap-distance-right:9pt;mso-wrap-distance-bottom:0;mso-position-horizontal:left;mso-position-horizontal-relative:margin;mso-position-vertical:absolute;mso-position-vertical-relative:text;mso-height-percent:0;mso-height-relative:margin;v-text-anchor:middle" arcsize="10923f" o:gfxdata="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" filled="f" strokecolor="red" strokeweight="2.25pt">
                 <v:stroke joinstyle="miter"/>
                 <w10:wrap anchorx="margin"/>
               </v:roundrect>
@@ -1249,7 +1249,7 @@
           <w:noProof/>
         </w:rPr>
         <w:drawing>
-          <wp:inline distT="0" distB="0" distL="0" distR="0" wp14:anchorId="3FC75E2C" wp14:editId="5E749D5E">
+          <wp:inline distT="0" distB="0" distL="0" distR="0" wp14:anchorId="3CE308D5" wp14:editId="6CD69FA7">
             <wp:extent cx="5891410" cy="4095750"/>
             <wp:effectExtent l="19050" t="19050" r="14605" b="19050"/>
             <wp:docPr id="14" name="Picture 14"/>
@@ -1346,7 +1346,7 @@
         <mc:AlternateContent>
           <mc:Choice Requires="wps">
             <w:drawing>
-              <wp:anchor distT="0" distB="0" distL="114300" distR="114300" simplePos="0" relativeHeight="251665408" behindDoc="0" locked="0" layoutInCell="1" allowOverlap="1" wp14:anchorId="3AC601C1" wp14:editId="593E2473">
+              <wp:anchor distT="0" distB="0" distL="114300" distR="114300" simplePos="0" relativeHeight="251665408" behindDoc="0" locked="0" layoutInCell="1" allowOverlap="1" wp14:anchorId="00B7C66E" wp14:editId="254407B6">
                 <wp:simplePos x="0" y="0"/>
                 <wp:positionH relativeFrom="column">
                   <wp:posOffset>3454400</wp:posOffset>
@@ -1414,7 +1414,7 @@
           </mc:Choice>
           <mc:Fallback>
             <w:pict>
-              <v:roundrect w14:anchorId="30B7FC11" id="Rectangle: Rounded Corners 18" o:spid="_x0000_s1026" style="position:absolute;margin-left:272pt;margin-top:9.9pt;width:162.7pt;height:49.6pt;z-index:251665408;visibility:visible;mso-wrap-style:square;mso-width-percent:0;mso-height-percent:0;mso-wrap-distance-left:9pt;mso-wrap-distance-top:0;mso-wrap-distance-right:9pt;mso-wrap-distance-bottom:0;mso-position-horizontal:absolute;mso-position-horizontal-relative:text;mso-position-vertical:absolute;mso-position-vertical-relative:text;mso-width-percent:0;mso-height-percent:0;mso-width-relative:margin;mso-height-relative:margin;v-text-anchor:middle" arcsize="10923f" o:gfxdata="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" filled="f" strokecolor="red" strokeweight="2.25pt">
+              <v:roundrect w14:anchorId="163F79B8" id="Rectangle: Rounded Corners 18" o:spid="_x0000_s1026" style="position:absolute;margin-left:272pt;margin-top:9.9pt;width:162.7pt;height:49.6pt;z-index:251665408;visibility:visible;mso-wrap-style:square;mso-width-percent:0;mso-height-percent:0;mso-wrap-distance-left:9pt;mso-wrap-distance-top:0;mso-wrap-distance-right:9pt;mso-wrap-distance-bottom:0;mso-position-horizontal:absolute;mso-position-horizontal-relative:text;mso-position-vertical:absolute;mso-position-vertical-relative:text;mso-width-percent:0;mso-height-percent:0;mso-width-relative:margin;mso-height-relative:margin;v-text-anchor:middle" arcsize="10923f" o:gfxdata="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" filled="f" strokecolor="red" strokeweight="2.25pt">
                 <v:stroke joinstyle="miter"/>
               </v:roundrect>
             </w:pict>
@@ -1426,7 +1426,7 @@
           <w:noProof/>
         </w:rPr>
         <w:drawing>
-          <wp:inline distT="0" distB="0" distL="0" distR="0" wp14:anchorId="400939BA" wp14:editId="3CF86844">
+          <wp:inline distT="0" distB="0" distL="0" distR="0" wp14:anchorId="3DE888DE" wp14:editId="1CD77106">
             <wp:extent cx="5321877" cy="656090"/>
             <wp:effectExtent l="19050" t="19050" r="12700" b="10795"/>
             <wp:docPr id="16" name="Picture 16"/>
@@ -1510,7 +1510,7 @@
         <mc:AlternateContent>
           <mc:Choice Requires="wps">
             <w:drawing>
-              <wp:anchor distT="0" distB="0" distL="114300" distR="114300" simplePos="0" relativeHeight="251666432" behindDoc="0" locked="0" layoutInCell="1" allowOverlap="1" wp14:anchorId="20C4CE6C" wp14:editId="392FD748">
+              <wp:anchor distT="0" distB="0" distL="114300" distR="114300" simplePos="0" relativeHeight="251666432" behindDoc="0" locked="0" layoutInCell="1" allowOverlap="1" wp14:anchorId="1017B02D" wp14:editId="77CE5C47">
                 <wp:simplePos x="0" y="0"/>
                 <wp:positionH relativeFrom="column">
                   <wp:posOffset>1738630</wp:posOffset>
@@ -1578,7 +1578,7 @@
           </mc:Choice>
           <mc:Fallback>
             <w:pict>
-              <v:roundrect w14:anchorId="7CA89376" id="Rectangle: Rounded Corners 23" o:spid="_x0000_s1026" style="position:absolute;margin-left:136.9pt;margin-top:47pt;width:40.85pt;height:39.65pt;z-index:251666432;visibility:visible;mso-wrap-style:square;mso-width-percent:0;mso-height-percent:0;mso-wrap-distance-left:9pt;mso-wrap-distance-top:0;mso-wrap-distance-right:9pt;mso-wrap-distance-bottom:0;mso-position-horizontal:absolute;mso-position-horizontal-relative:text;mso-position-vertical:absolute;mso-position-vertical-relative:text;mso-width-percent:0;mso-height-percent:0;mso-width-relative:margin;mso-height-relative:margin;v-text-anchor:middle" arcsize="10923f" o:gfxdata="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" filled="f" strokecolor="red" strokeweight="2.25pt">
+              <v:roundrect w14:anchorId="75CF50DB" id="Rectangle: Rounded Corners 23" o:spid="_x0000_s1026" style="position:absolute;margin-left:136.9pt;margin-top:47pt;width:40.85pt;height:39.65pt;z-index:251666432;visibility:visible;mso-wrap-style:square;mso-width-percent:0;mso-height-percent:0;mso-wrap-distance-left:9pt;mso-wrap-distance-top:0;mso-wrap-distance-right:9pt;mso-wrap-distance-bottom:0;mso-position-horizontal:absolute;mso-position-horizontal-relative:text;mso-position-vertical:absolute;mso-position-vertical-relative:text;mso-width-percent:0;mso-height-percent:0;mso-width-relative:margin;mso-height-relative:margin;v-text-anchor:middle" arcsize="10923f" o:gfxdata="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" filled="f" strokecolor="red" strokeweight="2.25pt">
                 <v:stroke joinstyle="miter"/>
               </v:roundrect>
             </w:pict>
@@ -1590,7 +1590,7 @@
           <w:noProof/>
         </w:rPr>
         <w:drawing>
-          <wp:inline distT="0" distB="0" distL="0" distR="0" wp14:anchorId="7B62BB05" wp14:editId="15ADB52A">
+          <wp:inline distT="0" distB="0" distL="0" distR="0" wp14:anchorId="42B6F6E5" wp14:editId="002A86A3">
             <wp:extent cx="2195830" cy="1035769"/>
             <wp:effectExtent l="19050" t="19050" r="13970" b="12065"/>
             <wp:docPr id="22" name="Picture 22"/>
@@ -1668,7 +1668,7 @@
         <mc:AlternateContent>
           <mc:Choice Requires="wps">
             <w:drawing>
-              <wp:anchor distT="0" distB="0" distL="114300" distR="114300" simplePos="0" relativeHeight="251668480" behindDoc="0" locked="0" layoutInCell="1" allowOverlap="1" wp14:anchorId="440BD9F5" wp14:editId="15B573B5">
+              <wp:anchor distT="0" distB="0" distL="114300" distR="114300" simplePos="0" relativeHeight="251668480" behindDoc="0" locked="0" layoutInCell="1" allowOverlap="1" wp14:anchorId="7A7BCDB7" wp14:editId="7A8FCFA7">
                 <wp:simplePos x="0" y="0"/>
                 <wp:positionH relativeFrom="column">
                   <wp:posOffset>837565</wp:posOffset>
@@ -1736,7 +1736,7 @@
           </mc:Choice>
           <mc:Fallback>
             <w:pict>
-              <v:roundrect w14:anchorId="77981724" id="Rectangle: Rounded Corners 28" o:spid="_x0000_s1026" style="position:absolute;margin-left:65.95pt;margin-top:37.15pt;width:97.25pt;height:30.75pt;z-index:251668480;visibility:visible;mso-wrap-style:square;mso-width-percent:0;mso-height-percent:0;mso-wrap-distance-left:9pt;mso-wrap-distance-top:0;mso-wrap-distance-right:9pt;mso-wrap-distance-bottom:0;mso-position-horizontal:absolute;mso-position-horizontal-relative:text;mso-position-vertical:absolute;mso-position-vertical-relative:text;mso-width-percent:0;mso-height-percent:0;mso-width-relative:margin;mso-height-relative:margin;v-text-anchor:middle" arcsize="10923f" o:gfxdata="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" filled="f" strokecolor="red" strokeweight="2.25pt">
+              <v:roundrect w14:anchorId="1A71C4DC" id="Rectangle: Rounded Corners 28" o:spid="_x0000_s1026" style="position:absolute;margin-left:65.95pt;margin-top:37.15pt;width:97.25pt;height:30.75pt;z-index:251668480;visibility:visible;mso-wrap-style:square;mso-width-percent:0;mso-height-percent:0;mso-wrap-distance-left:9pt;mso-wrap-distance-top:0;mso-wrap-distance-right:9pt;mso-wrap-distance-bottom:0;mso-position-horizontal:absolute;mso-position-horizontal-relative:text;mso-position-vertical:absolute;mso-position-vertical-relative:text;mso-width-percent:0;mso-height-percent:0;mso-width-relative:margin;mso-height-relative:margin;v-text-anchor:middle" arcsize="10923f" o:gfxdata="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" filled="f" strokecolor="red" strokeweight="2.25pt">
                 <v:stroke joinstyle="miter"/>
               </v:roundrect>
             </w:pict>
@@ -1748,7 +1748,7 @@
           <w:noProof/>
         </w:rPr>
         <w:drawing>
-          <wp:inline distT="0" distB="0" distL="0" distR="0" wp14:anchorId="6D24A936" wp14:editId="327C813E">
+          <wp:inline distT="0" distB="0" distL="0" distR="0" wp14:anchorId="7A1E30BA" wp14:editId="73404189">
             <wp:extent cx="4944110" cy="3409838"/>
             <wp:effectExtent l="19050" t="19050" r="8890" b="19685"/>
             <wp:docPr id="24" name="Picture 24"/>
@@ -1828,7 +1828,7 @@
         <mc:AlternateContent>
           <mc:Choice Requires="wps">
             <w:drawing>
-              <wp:anchor distT="0" distB="0" distL="114300" distR="114300" simplePos="0" relativeHeight="251667456" behindDoc="0" locked="0" layoutInCell="1" allowOverlap="1" wp14:anchorId="6D76EE7A" wp14:editId="06A7BF0D">
+              <wp:anchor distT="0" distB="0" distL="114300" distR="114300" simplePos="0" relativeHeight="251667456" behindDoc="0" locked="0" layoutInCell="1" allowOverlap="1" wp14:anchorId="031F0941" wp14:editId="58B2A60E">
                 <wp:simplePos x="0" y="0"/>
                 <wp:positionH relativeFrom="column">
                   <wp:posOffset>4294909</wp:posOffset>
@@ -1889,7 +1889,7 @@
           </mc:Choice>
           <mc:Fallback>
             <w:pict>
-              <v:shape w14:anchorId="72E66F3F" id="Straight Arrow Connector 26" o:spid="_x0000_s1026" type="#_x0000_t32" style="position:absolute;margin-left:338.2pt;margin-top:39.25pt;width:60pt;height:99.25pt;z-index:251667456;visibility:visible;mso-wrap-style:square;mso-width-percent:0;mso-height-percent:0;mso-wrap-distance-left:9pt;mso-wrap-distance-top:0;mso-wrap-distance-right:9pt;mso-wrap-distance-bottom:0;mso-position-horizontal:absolute;mso-position-horizontal-relative:text;mso-position-vertical:absolute;mso-position-vertical-relative:text;mso-width-percent:0;mso-height-percent:0;mso-width-relative:margin;mso-height-relative:margin" o:gfxdata="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" strokecolor="red" strokeweight="2pt">
+              <v:shape w14:anchorId="79D03DD5" id="Straight Arrow Connector 26" o:spid="_x0000_s1026" type="#_x0000_t32" style="position:absolute;margin-left:338.2pt;margin-top:39.25pt;width:60pt;height:99.25pt;z-index:251667456;visibility:visible;mso-wrap-style:square;mso-width-percent:0;mso-height-percent:0;mso-wrap-distance-left:9pt;mso-wrap-distance-top:0;mso-wrap-distance-right:9pt;mso-wrap-distance-bottom:0;mso-position-horizontal:absolute;mso-position-horizontal-relative:text;mso-position-vertical:absolute;mso-position-vertical-relative:text;mso-width-percent:0;mso-height-percent:0;mso-width-relative:margin;mso-height-relative:margin" o:gfxdata="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" strokecolor="red" strokeweight="2pt">
                 <v:stroke endarrow="block" joinstyle="miter"/>
               </v:shape>
             </w:pict>
@@ -1911,7 +1911,7 @@
         <mc:AlternateContent>
           <mc:Choice Requires="wps">
             <w:drawing>
-              <wp:anchor distT="0" distB="0" distL="114300" distR="114300" simplePos="0" relativeHeight="251669504" behindDoc="0" locked="0" layoutInCell="1" allowOverlap="1" wp14:anchorId="6C590B98" wp14:editId="2F1EB710">
+              <wp:anchor distT="0" distB="0" distL="114300" distR="114300" simplePos="0" relativeHeight="251669504" behindDoc="0" locked="0" layoutInCell="1" allowOverlap="1" wp14:anchorId="58993DB4" wp14:editId="09E11256">
                 <wp:simplePos x="0" y="0"/>
                 <wp:positionH relativeFrom="margin">
                   <wp:posOffset>4876800</wp:posOffset>
@@ -1979,7 +1979,7 @@
           </mc:Choice>
           <mc:Fallback>
             <w:pict>
-              <v:roundrect w14:anchorId="3898056C" id="Rectangle: Rounded Corners 30" o:spid="_x0000_s1026" style="position:absolute;margin-left:384pt;margin-top:96pt;width:28.9pt;height:21.4pt;z-index:251669504;visibility:visible;mso-wrap-style:square;mso-width-percent:0;mso-height-percent:0;mso-wrap-distance-left:9pt;mso-wrap-distance-top:0;mso-wrap-distance-right:9pt;mso-wrap-distance-bottom:0;mso-position-horizontal:absolute;mso-position-horizontal-relative:margin;mso-position-vertical:absolute;mso-position-vertical-relative:text;mso-width-percent:0;mso-height-percent:0;mso-width-relative:margin;mso-height-relative:margin;v-text-anchor:middle" arcsize="10923f" o:gfxdata="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" filled="f" strokecolor="red" strokeweight="2.25pt">
+              <v:roundrect w14:anchorId="37E2755D" id="Rectangle: Rounded Corners 30" o:spid="_x0000_s1026" style="position:absolute;margin-left:384pt;margin-top:96pt;width:28.9pt;height:21.4pt;z-index:251669504;visibility:visible;mso-wrap-style:square;mso-width-percent:0;mso-height-percent:0;mso-wrap-distance-left:9pt;mso-wrap-distance-top:0;mso-wrap-distance-right:9pt;mso-wrap-distance-bottom:0;mso-position-horizontal:absolute;mso-position-horizontal-relative:margin;mso-position-vertical:absolute;mso-position-vertical-relative:text;mso-width-percent:0;mso-height-percent:0;mso-width-relative:margin;mso-height-relative:margin;v-text-anchor:middle" arcsize="10923f" o:gfxdata="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" filled="f" strokecolor="red" strokeweight="2.25pt">
                 <v:stroke joinstyle="miter"/>
                 <w10:wrap anchorx="margin"/>
               </v:roundrect>
@@ -1992,7 +1992,7 @@
           <w:noProof/>
         </w:rPr>
         <w:drawing>
-          <wp:inline distT="0" distB="0" distL="0" distR="0" wp14:anchorId="4861A991" wp14:editId="65B307D3">
+          <wp:inline distT="0" distB="0" distL="0" distR="0" wp14:anchorId="1A892EF5" wp14:editId="1BDB2BF2">
             <wp:extent cx="5114059" cy="1604174"/>
             <wp:effectExtent l="19050" t="19050" r="10795" b="15240"/>
             <wp:docPr id="25" name="Picture 25"/>
@@ -2083,7 +2083,7 @@
           <w:noProof/>
         </w:rPr>
         <w:drawing>
-          <wp:inline distT="0" distB="0" distL="0" distR="0" wp14:anchorId="204015ED" wp14:editId="5595EAA1">
+          <wp:inline distT="0" distB="0" distL="0" distR="0" wp14:anchorId="4231AC92" wp14:editId="06B625B9">
             <wp:extent cx="3472295" cy="1971715"/>
             <wp:effectExtent l="19050" t="19050" r="13970" b="9525"/>
             <wp:docPr id="27" name="Picture 27"/>
@@ -2161,7 +2161,7 @@
         <mc:AlternateContent>
           <mc:Choice Requires="wps">
             <w:drawing>
-              <wp:anchor distT="0" distB="0" distL="114300" distR="114300" simplePos="0" relativeHeight="251672576" behindDoc="0" locked="0" layoutInCell="1" allowOverlap="1" wp14:anchorId="735711E7" wp14:editId="6E56CEF0">
+              <wp:anchor distT="0" distB="0" distL="114300" distR="114300" simplePos="0" relativeHeight="251672576" behindDoc="0" locked="0" layoutInCell="1" allowOverlap="1" wp14:anchorId="14D1E507" wp14:editId="534C0792">
                 <wp:simplePos x="0" y="0"/>
                 <wp:positionH relativeFrom="column">
                   <wp:posOffset>768927</wp:posOffset>
@@ -2216,7 +2216,7 @@
           </mc:Choice>
           <mc:Fallback>
             <w:pict>
-              <v:shape w14:anchorId="177E2B71" id="Straight Arrow Connector 42" o:spid="_x0000_s1026" type="#_x0000_t32" style="position:absolute;margin-left:60.55pt;margin-top:41.75pt;width:36pt;height:80.75pt;flip:y;z-index:251672576;visibility:visible;mso-wrap-style:square;mso-wrap-distance-left:9pt;mso-wrap-distance-top:0;mso-wrap-distance-right:9pt;mso-wrap-distance-bottom:0;mso-position-horizontal:absolute;mso-position-horizontal-relative:text;mso-position-vertical:absolute;mso-position-vertical-relative:text" o:gfxdata="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" strokecolor="red" strokeweight="2pt">
+              <v:shape w14:anchorId="5AE1CF00" id="Straight Arrow Connector 42" o:spid="_x0000_s1026" type="#_x0000_t32" style="position:absolute;margin-left:60.55pt;margin-top:41.75pt;width:36pt;height:80.75pt;flip:y;z-index:251672576;visibility:visible;mso-wrap-style:square;mso-wrap-distance-left:9pt;mso-wrap-distance-top:0;mso-wrap-distance-right:9pt;mso-wrap-distance-bottom:0;mso-position-horizontal:absolute;mso-position-horizontal-relative:text;mso-position-vertical:absolute;mso-position-vertical-relative:text" o:gfxdata="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" strokecolor="red" strokeweight="2pt">
                 <v:stroke endarrow="block" joinstyle="miter"/>
               </v:shape>
             </w:pict>
@@ -2230,7 +2230,7 @@
         <mc:AlternateContent>
           <mc:Choice Requires="wps">
             <w:drawing>
-              <wp:anchor distT="0" distB="0" distL="114300" distR="114300" simplePos="0" relativeHeight="251670528" behindDoc="0" locked="0" layoutInCell="1" allowOverlap="1" wp14:anchorId="134DCF7E" wp14:editId="2B1DC375">
+              <wp:anchor distT="0" distB="0" distL="114300" distR="114300" simplePos="0" relativeHeight="251670528" behindDoc="0" locked="0" layoutInCell="1" allowOverlap="1" wp14:anchorId="26CB5790" wp14:editId="61EAFBE3">
                 <wp:simplePos x="0" y="0"/>
                 <wp:positionH relativeFrom="margin">
                   <wp:align>left</wp:align>
@@ -2298,7 +2298,7 @@
           </mc:Choice>
           <mc:Fallback>
             <w:pict>
-              <v:roundrect w14:anchorId="08FE2E43" id="Rectangle: Rounded Corners 31" o:spid="_x0000_s1026" style="position:absolute;margin-left:0;margin-top:69.15pt;width:132.7pt;height:25.25pt;z-index:251670528;visibility:visible;mso-wrap-style:square;mso-width-percent:0;mso-height-percent:0;mso-wrap-distance-left:9pt;mso-wrap-distance-top:0;mso-wrap-distance-right:9pt;mso-wrap-distance-bottom:0;mso-position-horizontal:left;mso-position-horizontal-relative:margin;mso-position-vertical:absolute;mso-position-vertical-relative:text;mso-width-percent:0;mso-height-percent:0;mso-width-relative:margin;mso-height-relative:margin;v-text-anchor:middle" arcsize="10923f" o:gfxdata="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" filled="f" strokecolor="red" strokeweight="2.25pt">
+              <v:roundrect w14:anchorId="4A9CA255" id="Rectangle: Rounded Corners 31" o:spid="_x0000_s1026" style="position:absolute;margin-left:0;margin-top:69.15pt;width:132.7pt;height:25.25pt;z-index:251670528;visibility:visible;mso-wrap-style:square;mso-width-percent:0;mso-height-percent:0;mso-wrap-distance-left:9pt;mso-wrap-distance-top:0;mso-wrap-distance-right:9pt;mso-wrap-distance-bottom:0;mso-position-horizontal:left;mso-position-horizontal-relative:margin;mso-position-vertical:absolute;mso-position-vertical-relative:text;mso-width-percent:0;mso-height-percent:0;mso-width-relative:margin;mso-height-relative:margin;v-text-anchor:middle" arcsize="10923f" o:gfxdata="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" filled="f" strokecolor="red" strokeweight="2.25pt">
                 <v:stroke joinstyle="miter"/>
                 <w10:wrap anchorx="margin"/>
               </v:roundrect>
@@ -2311,7 +2311,7 @@
           <w:noProof/>
         </w:rPr>
         <w:drawing>
-          <wp:inline distT="0" distB="0" distL="0" distR="0" wp14:anchorId="2FE01933" wp14:editId="43338E1F">
+          <wp:inline distT="0" distB="0" distL="0" distR="0" wp14:anchorId="0ECE25BC" wp14:editId="158A50DA">
             <wp:extent cx="3028037" cy="1126374"/>
             <wp:effectExtent l="19050" t="19050" r="20320" b="17145"/>
             <wp:docPr id="29" name="Picture 29"/>
@@ -2396,7 +2396,7 @@
         <mc:AlternateContent>
           <mc:Choice Requires="wps">
             <w:drawing>
-              <wp:anchor distT="0" distB="0" distL="114300" distR="114300" simplePos="0" relativeHeight="251673600" behindDoc="0" locked="0" layoutInCell="1" allowOverlap="1" wp14:anchorId="2BE017E0" wp14:editId="4F00B355">
+              <wp:anchor distT="0" distB="0" distL="114300" distR="114300" simplePos="0" relativeHeight="251673600" behindDoc="0" locked="0" layoutInCell="1" allowOverlap="1" wp14:anchorId="764C6D78" wp14:editId="6D109039">
                 <wp:simplePos x="0" y="0"/>
                 <wp:positionH relativeFrom="column">
                   <wp:posOffset>4475017</wp:posOffset>
@@ -2457,7 +2457,7 @@
           </mc:Choice>
           <mc:Fallback>
             <w:pict>
-              <v:shape w14:anchorId="270D51D7" id="Straight Arrow Connector 43" o:spid="_x0000_s1026" type="#_x0000_t32" style="position:absolute;margin-left:352.35pt;margin-top:23.8pt;width:92.2pt;height:54pt;z-index:251673600;visibility:visible;mso-wrap-style:square;mso-width-percent:0;mso-height-percent:0;mso-wrap-distance-left:9pt;mso-wrap-distance-top:0;mso-wrap-distance-right:9pt;mso-wrap-distance-bottom:0;mso-position-horizontal:absolute;mso-position-horizontal-relative:text;mso-position-vertical:absolute;mso-position-vertical-relative:text;mso-width-percent:0;mso-height-percent:0;mso-width-relative:margin;mso-height-relative:margin" o:gfxdata="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" strokecolor="red" strokeweight="2pt">
+              <v:shape w14:anchorId="7A1F5985" id="Straight Arrow Connector 43" o:spid="_x0000_s1026" type="#_x0000_t32" style="position:absolute;margin-left:352.35pt;margin-top:23.8pt;width:92.2pt;height:54pt;z-index:251673600;visibility:visible;mso-wrap-style:square;mso-width-percent:0;mso-height-percent:0;mso-wrap-distance-left:9pt;mso-wrap-distance-top:0;mso-wrap-distance-right:9pt;mso-wrap-distance-bottom:0;mso-position-horizontal:absolute;mso-position-horizontal-relative:text;mso-position-vertical:absolute;mso-position-vertical-relative:text;mso-width-percent:0;mso-height-percent:0;mso-width-relative:margin;mso-height-relative:margin" o:gfxdata="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" strokecolor="red" strokeweight="2pt">
                 <v:stroke endarrow="block" joinstyle="miter"/>
               </v:shape>
             </w:pict>
@@ -2483,7 +2483,7 @@
           <w:noProof/>
         </w:rPr>
         <w:drawing>
-          <wp:inline distT="0" distB="0" distL="0" distR="0" wp14:anchorId="68EC9E3E" wp14:editId="587F8C9C">
+          <wp:inline distT="0" distB="0" distL="0" distR="0" wp14:anchorId="2F79CFD2" wp14:editId="6F268187">
             <wp:extent cx="5896841" cy="880993"/>
             <wp:effectExtent l="19050" t="19050" r="8890" b="14605"/>
             <wp:docPr id="41" name="Picture 1">
@@ -2585,7 +2585,7 @@
         <mc:AlternateContent>
           <mc:Choice Requires="wps">
             <w:drawing>
-              <wp:anchor distT="0" distB="0" distL="114300" distR="114300" simplePos="0" relativeHeight="251675648" behindDoc="0" locked="0" layoutInCell="1" allowOverlap="1" wp14:anchorId="30421F94" wp14:editId="73C2419C">
+              <wp:anchor distT="0" distB="0" distL="114300" distR="114300" simplePos="0" relativeHeight="251675648" behindDoc="0" locked="0" layoutInCell="1" allowOverlap="1" wp14:anchorId="33441ADE" wp14:editId="56C7962E">
                 <wp:simplePos x="0" y="0"/>
                 <wp:positionH relativeFrom="margin">
                   <wp:posOffset>5276850</wp:posOffset>
@@ -2653,7 +2653,7 @@
           </mc:Choice>
           <mc:Fallback>
             <w:pict>
-              <v:roundrect w14:anchorId="2F05BFE9" id="Rectangle: Rounded Corners 45" o:spid="_x0000_s1026" style="position:absolute;margin-left:415.5pt;margin-top:87.5pt;width:48.1pt;height:9.3pt;z-index:251675648;visibility:visible;mso-wrap-style:square;mso-width-percent:0;mso-height-percent:0;mso-wrap-distance-left:9pt;mso-wrap-distance-top:0;mso-wrap-distance-right:9pt;mso-wrap-distance-bottom:0;mso-position-horizontal:absolute;mso-position-horizontal-relative:margin;mso-position-vertical:absolute;mso-position-vertical-relative:text;mso-width-percent:0;mso-height-percent:0;mso-width-relative:margin;mso-height-relative:margin;v-text-anchor:middle" arcsize="10923f" o:gfxdata="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" filled="f" strokecolor="red" strokeweight="2.25pt">
+              <v:roundrect w14:anchorId="05033E53" id="Rectangle: Rounded Corners 45" o:spid="_x0000_s1026" style="position:absolute;margin-left:415.5pt;margin-top:87.5pt;width:48.1pt;height:9.3pt;z-index:251675648;visibility:visible;mso-wrap-style:square;mso-width-percent:0;mso-height-percent:0;mso-wrap-distance-left:9pt;mso-wrap-distance-top:0;mso-wrap-distance-right:9pt;mso-wrap-distance-bottom:0;mso-position-horizontal:absolute;mso-position-horizontal-relative:margin;mso-position-vertical:absolute;mso-position-vertical-relative:text;mso-width-percent:0;mso-height-percent:0;mso-width-relative:margin;mso-height-relative:margin;v-text-anchor:middle" arcsize="10923f" o:gfxdata="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" filled="f" strokecolor="red" strokeweight="2.25pt">
                 <v:stroke joinstyle="miter"/>
                 <w10:wrap anchorx="margin"/>
               </v:roundrect>
@@ -2668,7 +2668,7 @@
         <mc:AlternateContent>
           <mc:Choice Requires="wps">
             <w:drawing>
-              <wp:anchor distT="0" distB="0" distL="114300" distR="114300" simplePos="0" relativeHeight="251674624" behindDoc="0" locked="0" layoutInCell="1" allowOverlap="1" wp14:anchorId="7E5BFD7F" wp14:editId="2A18ECD8">
+              <wp:anchor distT="0" distB="0" distL="114300" distR="114300" simplePos="0" relativeHeight="251674624" behindDoc="0" locked="0" layoutInCell="1" allowOverlap="1" wp14:anchorId="41D95341" wp14:editId="495BB7B5">
                 <wp:simplePos x="0" y="0"/>
                 <wp:positionH relativeFrom="margin">
                   <wp:align>left</wp:align>
@@ -2736,7 +2736,7 @@
           </mc:Choice>
           <mc:Fallback>
             <w:pict>
-              <v:roundrect w14:anchorId="112F378B" id="Rectangle: Rounded Corners 44" o:spid="_x0000_s1026" style="position:absolute;margin-left:0;margin-top:82.4pt;width:151.7pt;height:9.7pt;z-index:251674624;visibility:visible;mso-wrap-style:square;mso-width-percent:0;mso-height-percent:0;mso-wrap-distance-left:9pt;mso-wrap-distance-top:0;mso-wrap-distance-right:9pt;mso-wrap-distance-bottom:0;mso-position-horizontal:left;mso-position-horizontal-relative:margin;mso-position-vertical:absolute;mso-position-vertical-relative:text;mso-width-percent:0;mso-height-percent:0;mso-width-relative:margin;mso-height-relative:margin;v-text-anchor:middle" arcsize="10923f" o:gfxdata="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" filled="f" strokecolor="red" strokeweight="2.25pt">
+              <v:roundrect w14:anchorId="4B39DBFA" id="Rectangle: Rounded Corners 44" o:spid="_x0000_s1026" style="position:absolute;margin-left:0;margin-top:82.4pt;width:151.7pt;height:9.7pt;z-index:251674624;visibility:visible;mso-wrap-style:square;mso-width-percent:0;mso-height-percent:0;mso-wrap-distance-left:9pt;mso-wrap-distance-top:0;mso-wrap-distance-right:9pt;mso-wrap-distance-bottom:0;mso-position-horizontal:left;mso-position-horizontal-relative:margin;mso-position-vertical:absolute;mso-position-vertical-relative:text;mso-width-percent:0;mso-height-percent:0;mso-width-relative:margin;mso-height-relative:margin;v-text-anchor:middle" arcsize="10923f" o:gfxdata="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" filled="f" strokecolor="red" strokeweight="2.25pt">
                 <v:stroke joinstyle="miter"/>
                 <w10:wrap anchorx="margin"/>
               </v:roundrect>
@@ -2752,7 +2752,7 @@
           <w:noProof/>
         </w:rPr>
         <w:drawing>
-          <wp:inline distT="0" distB="0" distL="0" distR="0" wp14:anchorId="1942F01D" wp14:editId="3802539D">
+          <wp:inline distT="0" distB="0" distL="0" distR="0" wp14:anchorId="5EA38573" wp14:editId="42437FCB">
             <wp:extent cx="5749579" cy="1642093"/>
             <wp:effectExtent l="19050" t="19050" r="22860" b="15875"/>
             <wp:docPr id="39" name="Picture 1">
@@ -2852,7 +2852,7 @@
           <w:noProof/>
         </w:rPr>
         <w:drawing>
-          <wp:inline distT="0" distB="0" distL="0" distR="0" wp14:anchorId="4C4E8806" wp14:editId="7BC52DC9">
+          <wp:inline distT="0" distB="0" distL="0" distR="0" wp14:anchorId="328A619E" wp14:editId="01CFC032">
             <wp:extent cx="5815330" cy="1315720"/>
             <wp:effectExtent l="19050" t="19050" r="13970" b="17780"/>
             <wp:docPr id="35" name="Picture 35"/>
@@ -2938,7 +2938,7 @@
           <w:noProof/>
         </w:rPr>
         <w:drawing>
-          <wp:inline distT="0" distB="0" distL="0" distR="0" wp14:anchorId="567A6F87" wp14:editId="32158375">
+          <wp:inline distT="0" distB="0" distL="0" distR="0" wp14:anchorId="1A0CF0D1" wp14:editId="7D7F53AC">
             <wp:extent cx="5943600" cy="2432050"/>
             <wp:effectExtent l="19050" t="19050" r="19050" b="25400"/>
             <wp:docPr id="37" name="Picture 1">
@@ -3033,7 +3033,7 @@
         <mc:AlternateContent>
           <mc:Choice Requires="wps">
             <w:drawing>
-              <wp:anchor distT="0" distB="0" distL="114300" distR="114300" simplePos="0" relativeHeight="251671552" behindDoc="0" locked="0" layoutInCell="1" allowOverlap="1" wp14:anchorId="7E60EB2E" wp14:editId="672B2F15">
+              <wp:anchor distT="0" distB="0" distL="114300" distR="114300" simplePos="0" relativeHeight="251671552" behindDoc="0" locked="0" layoutInCell="1" allowOverlap="1" wp14:anchorId="18B9E4D9" wp14:editId="2E8D19F2">
                 <wp:simplePos x="0" y="0"/>
                 <wp:positionH relativeFrom="margin">
                   <wp:posOffset>85090</wp:posOffset>
@@ -3101,7 +3101,7 @@
           </mc:Choice>
           <mc:Fallback>
             <w:pict>
-              <v:roundrect w14:anchorId="648BCAA4" id="Rectangle: Rounded Corners 40" o:spid="_x0000_s1026" style="position:absolute;margin-left:6.7pt;margin-top:185.4pt;width:33.4pt;height:31.75pt;z-index:251671552;visibility:visible;mso-wrap-style:square;mso-width-percent:0;mso-height-percent:0;mso-wrap-distance-left:9pt;mso-wrap-distance-top:0;mso-wrap-distance-right:9pt;mso-wrap-distance-bottom:0;mso-position-horizontal:absolute;mso-position-horizontal-relative:margin;mso-position-vertical:absolute;mso-position-vertical-relative:text;mso-width-percent:0;mso-height-percent:0;mso-width-relative:margin;mso-height-relative:margin;v-text-anchor:middle" arcsize="10923f" o:gfxdata="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" filled="f" strokecolor="red" strokeweight="2.25pt">
+              <v:roundrect w14:anchorId="07055617" id="Rectangle: Rounded Corners 40" o:spid="_x0000_s1026" style="position:absolute;margin-left:6.7pt;margin-top:185.4pt;width:33.4pt;height:31.75pt;z-index:251671552;visibility:visible;mso-wrap-style:square;mso-width-percent:0;mso-height-percent:0;mso-wrap-distance-left:9pt;mso-wrap-distance-top:0;mso-wrap-distance-right:9pt;mso-wrap-distance-bottom:0;mso-position-horizontal:absolute;mso-position-horizontal-relative:margin;mso-position-vertical:absolute;mso-position-vertical-relative:text;mso-width-percent:0;mso-height-percent:0;mso-width-relative:margin;mso-height-relative:margin;v-text-anchor:middle" arcsize="10923f" o:gfxdata="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" filled="f" strokecolor="red" strokeweight="2.25pt">
                 <v:stroke joinstyle="miter"/>
                 <w10:wrap anchorx="margin"/>
               </v:roundrect>
@@ -3117,7 +3117,7 @@
           <w:noProof/>
         </w:rPr>
         <w:drawing>
-          <wp:inline distT="0" distB="0" distL="0" distR="0" wp14:anchorId="7EBA1DB4" wp14:editId="451283DE">
+          <wp:inline distT="0" distB="0" distL="0" distR="0" wp14:anchorId="76292CD5" wp14:editId="24A9D201">
             <wp:extent cx="5721350" cy="2816420"/>
             <wp:effectExtent l="19050" t="19050" r="12700" b="22225"/>
             <wp:docPr id="38" name="Picture 2">
@@ -3248,7 +3248,7 @@
       <mc:AlternateContent>
         <mc:Choice Requires="wps">
           <w:drawing>
-            <wp:anchor distT="0" distB="0" distL="0" distR="0" simplePos="0" relativeHeight="251659264" behindDoc="0" locked="0" layoutInCell="1" allowOverlap="1" wp14:anchorId="120396BC" wp14:editId="5E26F81F">
+            <wp:anchor distT="0" distB="0" distL="0" distR="0" simplePos="0" relativeHeight="251659264" behindDoc="0" locked="0" layoutInCell="1" allowOverlap="1" wp14:anchorId="34B3FB7C" wp14:editId="7A29334D">
               <wp:simplePos x="635" y="635"/>
               <wp:positionH relativeFrom="page">
                 <wp:align>left</wp:align>
@@ -3259,7 +3259,7 @@
               <wp:extent cx="2275205" cy="391160"/>
               <wp:effectExtent l="0" t="0" r="10795" b="0"/>
               <wp:wrapNone/>
-              <wp:docPr id="1495700952" name="Text Box 2" descr="Foot Locker - Internal Use Only">
+              <wp:docPr id="1301114701" name="Text Box 2" descr="Foot Locker - Internal Use Only">
                 <a:extLst xmlns:a="http://schemas.openxmlformats.org/drawingml/2006/main">
                   <a:ext uri="{5AE41FA2-C0FF-4470-9BD4-5FADCA87CBE2}">
                     <aclsh:classification xmlns:aclsh="http://schemas.microsoft.com/office/drawing/2020/classificationShape" classificationOutcomeType="ftr"/>
@@ -3324,7 +3324,7 @@
         </mc:Choice>
         <mc:Fallback>
           <w:pict>
-            <v:shapetype w14:anchorId="120396BC" id="_x0000_t202" coordsize="21600,21600" o:spt="202" path="m,l,21600r21600,l21600,xe">
+            <v:shapetype w14:anchorId="34B3FB7C" id="_x0000_t202" coordsize="21600,21600" o:spt="202" path="m,l,21600r21600,l21600,xe">
               <v:stroke joinstyle="miter"/>
               <v:path gradientshapeok="t" o:connecttype="rect"/>
             </v:shapetype>
@@ -3380,7 +3380,7 @@
       <mc:AlternateContent>
         <mc:Choice Requires="wps">
           <w:drawing>
-            <wp:anchor distT="0" distB="0" distL="0" distR="0" simplePos="0" relativeHeight="251660288" behindDoc="0" locked="0" layoutInCell="1" allowOverlap="1" wp14:anchorId="7A457732" wp14:editId="26BD5133">
+            <wp:anchor distT="0" distB="0" distL="0" distR="0" simplePos="0" relativeHeight="251660288" behindDoc="0" locked="0" layoutInCell="1" allowOverlap="1" wp14:anchorId="4CEDB271" wp14:editId="26C4AF04">
               <wp:simplePos x="914400" y="9429750"/>
               <wp:positionH relativeFrom="page">
                 <wp:align>left</wp:align>
@@ -3391,7 +3391,7 @@
               <wp:extent cx="2275205" cy="391160"/>
               <wp:effectExtent l="0" t="0" r="10795" b="0"/>
               <wp:wrapNone/>
-              <wp:docPr id="808011907" name="Text Box 3" descr="Foot Locker - Internal Use Only">
+              <wp:docPr id="1198861233" name="Text Box 3" descr="Foot Locker - Internal Use Only">
                 <a:extLst xmlns:a="http://schemas.openxmlformats.org/drawingml/2006/main">
                   <a:ext uri="{5AE41FA2-C0FF-4470-9BD4-5FADCA87CBE2}">
                     <aclsh:classification xmlns:aclsh="http://schemas.microsoft.com/office/drawing/2020/classificationShape" classificationOutcomeType="ftr"/>
@@ -3456,7 +3456,7 @@
         </mc:Choice>
         <mc:Fallback>
           <w:pict>
-            <v:shapetype w14:anchorId="7A457732" id="_x0000_t202" coordsize="21600,21600" o:spt="202" path="m,l,21600r21600,l21600,xe">
+            <v:shapetype w14:anchorId="4CEDB271" id="_x0000_t202" coordsize="21600,21600" o:spt="202" path="m,l,21600r21600,l21600,xe">
               <v:stroke joinstyle="miter"/>
               <v:path gradientshapeok="t" o:connecttype="rect"/>
             </v:shapetype>
@@ -3512,7 +3512,7 @@
       <mc:AlternateContent>
         <mc:Choice Requires="wps">
           <w:drawing>
-            <wp:anchor distT="0" distB="0" distL="0" distR="0" simplePos="0" relativeHeight="251658240" behindDoc="0" locked="0" layoutInCell="1" allowOverlap="1" wp14:anchorId="7B300363" wp14:editId="32F081AF">
+            <wp:anchor distT="0" distB="0" distL="0" distR="0" simplePos="0" relativeHeight="251658240" behindDoc="0" locked="0" layoutInCell="1" allowOverlap="1" wp14:anchorId="1AA9ADE7" wp14:editId="06D30E0C">
               <wp:simplePos x="635" y="635"/>
               <wp:positionH relativeFrom="page">
                 <wp:align>left</wp:align>
@@ -3523,7 +3523,7 @@
               <wp:extent cx="2275205" cy="391160"/>
               <wp:effectExtent l="0" t="0" r="10795" b="0"/>
               <wp:wrapNone/>
-              <wp:docPr id="311039474" name="Text Box 1" descr="Foot Locker - Internal Use Only">
+              <wp:docPr id="1300703586" name="Text Box 1" descr="Foot Locker - Internal Use Only">
                 <a:extLst xmlns:a="http://schemas.openxmlformats.org/drawingml/2006/main">
                   <a:ext uri="{5AE41FA2-C0FF-4470-9BD4-5FADCA87CBE2}">
                     <aclsh:classification xmlns:aclsh="http://schemas.microsoft.com/office/drawing/2020/classificationShape" classificationOutcomeType="ftr"/>
@@ -3588,7 +3588,7 @@
         </mc:Choice>
         <mc:Fallback>
           <w:pict>
-            <v:shapetype w14:anchorId="7B300363" id="_x0000_t202" coordsize="21600,21600" o:spt="202" path="m,l,21600r21600,l21600,xe">
+            <v:shapetype w14:anchorId="1AA9ADE7" id="_x0000_t202" coordsize="21600,21600" o:spt="202" path="m,l,21600r21600,l21600,xe">
               <v:stroke joinstyle="miter"/>
               <v:path gradientshapeok="t" o:connecttype="rect"/>
             </v:shapetype>
@@ -4055,7 +4055,7 @@
   <w:style w:type="paragraph" w:default="1" w:styleId="Normal">
     <w:name w:val="Normal"/>
     <w:qFormat/>
-    <w:rsid w:val="00BB44B2"/>
+    <w:rsid w:val="0075510F"/>
     <w:pPr>
       <w:spacing w:line="259" w:lineRule="auto"/>
     </w:pPr>
@@ -4073,7 +4073,7 @@
     <w:link w:val="Heading1Char"/>
     <w:uiPriority w:val="9"/>
     <w:qFormat/>
-    <w:rsid w:val="00BB44B2"/>
+    <w:rsid w:val="0075510F"/>
     <w:pPr>
       <w:keepNext/>
       <w:keepLines/>
@@ -4098,7 +4098,7 @@
     <w:semiHidden/>
     <w:unhideWhenUsed/>
     <w:qFormat/>
-    <w:rsid w:val="00BB44B2"/>
+    <w:rsid w:val="0075510F"/>
     <w:pPr>
       <w:keepNext/>
       <w:keepLines/>
@@ -4123,7 +4123,7 @@
     <w:semiHidden/>
     <w:unhideWhenUsed/>
     <w:qFormat/>
-    <w:rsid w:val="00BB44B2"/>
+    <w:rsid w:val="0075510F"/>
     <w:pPr>
       <w:keepNext/>
       <w:keepLines/>
@@ -4148,7 +4148,7 @@
     <w:semiHidden/>
     <w:unhideWhenUsed/>
     <w:qFormat/>
-    <w:rsid w:val="00BB44B2"/>
+    <w:rsid w:val="0075510F"/>
     <w:pPr>
       <w:keepNext/>
       <w:keepLines/>
@@ -4175,7 +4175,7 @@
     <w:semiHidden/>
     <w:unhideWhenUsed/>
     <w:qFormat/>
-    <w:rsid w:val="00BB44B2"/>
+    <w:rsid w:val="0075510F"/>
     <w:pPr>
       <w:keepNext/>
       <w:keepLines/>
@@ -4200,7 +4200,7 @@
     <w:semiHidden/>
     <w:unhideWhenUsed/>
     <w:qFormat/>
-    <w:rsid w:val="00BB44B2"/>
+    <w:rsid w:val="0075510F"/>
     <w:pPr>
       <w:keepNext/>
       <w:keepLines/>
@@ -4227,7 +4227,7 @@
     <w:semiHidden/>
     <w:unhideWhenUsed/>
     <w:qFormat/>
-    <w:rsid w:val="00BB44B2"/>
+    <w:rsid w:val="0075510F"/>
     <w:pPr>
       <w:keepNext/>
       <w:keepLines/>
@@ -4252,7 +4252,7 @@
     <w:semiHidden/>
     <w:unhideWhenUsed/>
     <w:qFormat/>
-    <w:rsid w:val="00BB44B2"/>
+    <w:rsid w:val="0075510F"/>
     <w:pPr>
       <w:keepNext/>
       <w:keepLines/>
@@ -4279,7 +4279,7 @@
     <w:semiHidden/>
     <w:unhideWhenUsed/>
     <w:qFormat/>
-    <w:rsid w:val="00BB44B2"/>
+    <w:rsid w:val="0075510F"/>
     <w:pPr>
       <w:keepNext/>
       <w:keepLines/>
@@ -4327,7 +4327,7 @@
     <w:basedOn w:val="DefaultParagraphFont"/>
     <w:link w:val="Heading1"/>
     <w:uiPriority w:val="9"/>
-    <w:rsid w:val="00BB44B2"/>
+    <w:rsid w:val="0075510F"/>
     <w:rPr>
       <w:rFonts w:asciiTheme="majorHAnsi" w:eastAsiaTheme="majorEastAsia" w:hAnsiTheme="majorHAnsi" w:cstheme="majorBidi"/>
       <w:color w:val="0F4761" w:themeColor="accent1" w:themeShade="BF"/>
@@ -4341,7 +4341,7 @@
     <w:link w:val="Heading2"/>
     <w:uiPriority w:val="9"/>
     <w:semiHidden/>
-    <w:rsid w:val="00BB44B2"/>
+    <w:rsid w:val="0075510F"/>
     <w:rPr>
       <w:rFonts w:asciiTheme="majorHAnsi" w:eastAsiaTheme="majorEastAsia" w:hAnsiTheme="majorHAnsi" w:cstheme="majorBidi"/>
       <w:color w:val="0F4761" w:themeColor="accent1" w:themeShade="BF"/>
@@ -4355,7 +4355,7 @@
     <w:link w:val="Heading3"/>
     <w:uiPriority w:val="9"/>
     <w:semiHidden/>
-    <w:rsid w:val="00BB44B2"/>
+    <w:rsid w:val="0075510F"/>
     <w:rPr>
       <w:rFonts w:eastAsiaTheme="majorEastAsia" w:cstheme="majorBidi"/>
       <w:color w:val="0F4761" w:themeColor="accent1" w:themeShade="BF"/>
@@ -4369,7 +4369,7 @@
     <w:link w:val="Heading4"/>
     <w:uiPriority w:val="9"/>
     <w:semiHidden/>
-    <w:rsid w:val="00BB44B2"/>
+    <w:rsid w:val="0075510F"/>
     <w:rPr>
       <w:rFonts w:eastAsiaTheme="majorEastAsia" w:cstheme="majorBidi"/>
       <w:i/>
@@ -4383,7 +4383,7 @@
     <w:link w:val="Heading5"/>
     <w:uiPriority w:val="9"/>
     <w:semiHidden/>
-    <w:rsid w:val="00BB44B2"/>
+    <w:rsid w:val="0075510F"/>
     <w:rPr>
       <w:rFonts w:eastAsiaTheme="majorEastAsia" w:cstheme="majorBidi"/>
       <w:color w:val="0F4761" w:themeColor="accent1" w:themeShade="BF"/>
@@ -4395,7 +4395,7 @@
     <w:link w:val="Heading6"/>
     <w:uiPriority w:val="9"/>
     <w:semiHidden/>
-    <w:rsid w:val="00BB44B2"/>
+    <w:rsid w:val="0075510F"/>
     <w:rPr>
       <w:rFonts w:eastAsiaTheme="majorEastAsia" w:cstheme="majorBidi"/>
       <w:i/>
@@ -4409,7 +4409,7 @@
     <w:link w:val="Heading7"/>
     <w:uiPriority w:val="9"/>
     <w:semiHidden/>
-    <w:rsid w:val="00BB44B2"/>
+    <w:rsid w:val="0075510F"/>
     <w:rPr>
       <w:rFonts w:eastAsiaTheme="majorEastAsia" w:cstheme="majorBidi"/>
       <w:color w:val="595959" w:themeColor="text1" w:themeTint="A6"/>
@@ -4421,7 +4421,7 @@
     <w:link w:val="Heading8"/>
     <w:uiPriority w:val="9"/>
     <w:semiHidden/>
-    <w:rsid w:val="00BB44B2"/>
+    <w:rsid w:val="0075510F"/>
     <w:rPr>
       <w:rFonts w:eastAsiaTheme="majorEastAsia" w:cstheme="majorBidi"/>
       <w:i/>
@@ -4435,7 +4435,7 @@
     <w:link w:val="Heading9"/>
     <w:uiPriority w:val="9"/>
     <w:semiHidden/>
-    <w:rsid w:val="00BB44B2"/>
+    <w:rsid w:val="0075510F"/>
     <w:rPr>
       <w:rFonts w:eastAsiaTheme="majorEastAsia" w:cstheme="majorBidi"/>
       <w:color w:val="272727" w:themeColor="text1" w:themeTint="D8"/>
@@ -4448,7 +4448,7 @@
     <w:link w:val="TitleChar"/>
     <w:uiPriority w:val="10"/>
     <w:qFormat/>
-    <w:rsid w:val="00BB44B2"/>
+    <w:rsid w:val="0075510F"/>
     <w:pPr>
       <w:spacing w:after="80" w:line="240" w:lineRule="auto"/>
       <w:contextualSpacing/>
@@ -4467,7 +4467,7 @@
     <w:basedOn w:val="DefaultParagraphFont"/>
     <w:link w:val="Title"/>
     <w:uiPriority w:val="10"/>
-    <w:rsid w:val="00BB44B2"/>
+    <w:rsid w:val="0075510F"/>
     <w:rPr>
       <w:rFonts w:asciiTheme="majorHAnsi" w:eastAsiaTheme="majorEastAsia" w:hAnsiTheme="majorHAnsi" w:cstheme="majorBidi"/>
       <w:spacing w:val="-10"/>
@@ -4483,7 +4483,7 @@
     <w:link w:val="SubtitleChar"/>
     <w:uiPriority w:val="11"/>
     <w:qFormat/>
-    <w:rsid w:val="00BB44B2"/>
+    <w:rsid w:val="0075510F"/>
     <w:pPr>
       <w:numPr>
         <w:ilvl w:val="1"/>
@@ -4505,7 +4505,7 @@
     <w:basedOn w:val="DefaultParagraphFont"/>
     <w:link w:val="Subtitle"/>
     <w:uiPriority w:val="11"/>
-    <w:rsid w:val="00BB44B2"/>
+    <w:rsid w:val="0075510F"/>
     <w:rPr>
       <w:rFonts w:eastAsiaTheme="majorEastAsia" w:cstheme="majorBidi"/>
       <w:color w:val="595959" w:themeColor="text1" w:themeTint="A6"/>
@@ -4521,7 +4521,7 @@
     <w:link w:val="QuoteChar"/>
     <w:uiPriority w:val="29"/>
     <w:qFormat/>
-    <w:rsid w:val="00BB44B2"/>
+    <w:rsid w:val="0075510F"/>
     <w:pPr>
       <w:spacing w:before="160" w:line="278" w:lineRule="auto"/>
       <w:jc w:val="center"/>
@@ -4541,7 +4541,7 @@
     <w:basedOn w:val="DefaultParagraphFont"/>
     <w:link w:val="Quote"/>
     <w:uiPriority w:val="29"/>
-    <w:rsid w:val="00BB44B2"/>
+    <w:rsid w:val="0075510F"/>
     <w:rPr>
       <w:i/>
       <w:iCs/>
@@ -4553,7 +4553,7 @@
     <w:basedOn w:val="Normal"/>
     <w:uiPriority w:val="34"/>
     <w:qFormat/>
-    <w:rsid w:val="00BB44B2"/>
+    <w:rsid w:val="0075510F"/>
     <w:pPr>
       <w:spacing w:line="278" w:lineRule="auto"/>
       <w:ind w:left="720"/>
@@ -4571,7 +4571,7 @@
     <w:basedOn w:val="DefaultParagraphFont"/>
     <w:uiPriority w:val="21"/>
     <w:qFormat/>
-    <w:rsid w:val="00BB44B2"/>
+    <w:rsid w:val="0075510F"/>
     <w:rPr>
       <w:i/>
       <w:iCs/>
@@ -4585,7 +4585,7 @@
     <w:link w:val="IntenseQuoteChar"/>
     <w:uiPriority w:val="30"/>
     <w:qFormat/>
-    <w:rsid w:val="00BB44B2"/>
+    <w:rsid w:val="0075510F"/>
     <w:pPr>
       <w:pBdr>
         <w:top w:val="single" w:sz="4" w:space="10" w:color="0F4761" w:themeColor="accent1" w:themeShade="BF"/>
@@ -4610,7 +4610,7 @@
     <w:basedOn w:val="DefaultParagraphFont"/>
     <w:link w:val="IntenseQuote"/>
     <w:uiPriority w:val="30"/>
-    <w:rsid w:val="00BB44B2"/>
+    <w:rsid w:val="0075510F"/>
     <w:rPr>
       <w:i/>
       <w:iCs/>
@@ -4622,7 +4622,7 @@
     <w:basedOn w:val="DefaultParagraphFont"/>
     <w:uiPriority w:val="32"/>
     <w:qFormat/>
-    <w:rsid w:val="00BB44B2"/>
+    <w:rsid w:val="0075510F"/>
     <w:rPr>
       <w:b/>
       <w:bCs/>
@@ -4637,7 +4637,7 @@
     <w:link w:val="FooterChar"/>
     <w:uiPriority w:val="99"/>
     <w:unhideWhenUsed/>
-    <w:rsid w:val="00BB44B2"/>
+    <w:rsid w:val="0075510F"/>
     <w:pPr>
       <w:tabs>
         <w:tab w:val="center" w:pos="4680"/>
@@ -4651,7 +4651,7 @@
     <w:basedOn w:val="DefaultParagraphFont"/>
     <w:link w:val="Footer"/>
     <w:uiPriority w:val="99"/>
-    <w:rsid w:val="00BB44B2"/>
+    <w:rsid w:val="0075510F"/>
     <w:rPr>
       <w:kern w:val="0"/>
       <w:sz w:val="22"/>
